--- a/en/discovery-articles/1.11 Money and Banking.docx
+++ b/en/discovery-articles/1.11 Money and Banking.docx
@@ -200,7 +200,7 @@
           <w:i w:val="0"/>
           <w:sz w:val="22"/>
         </w:rPr>
-        <w:t>Money was not invented by one genius in one afternoon. Commodity money and credit appear in Mesopotamian accounts long before coins. Classical tradition links early electrum coins to Lydia in western Anatolia; Greek city-states refined minting. Banking practices grew among temples, merchants, and later specialist houses in the Mediterranean, Islamic world, China, and medieval Europe. The underlying idea - trusted tokens and trusted books - is older than any famous firm.</w:t>
+        <w:t>Money was not invented by one genius in one afternoon. Commodity money and credit appear in Mesopotamian accounts long before coins. Classical tradition links early electrum coins — a natural gold–silver mix — to Lydia in western Anatolia; Greek city-states refined minting. Banking practices grew among temples, merchants, and later specialist houses in the Mediterranean, Islamic world, China, and medieval Europe. The underlying idea - trusted tokens and trusted books - is older than any famous firm.</w:t>
       </w:r>
     </w:p>
     <w:p>

--- a/en/discovery-articles/1.11 Money and Banking.docx
+++ b/en/discovery-articles/1.11 Money and Banking.docx
@@ -346,7 +346,7 @@
           <w:color w:val="004E8C"/>
           <w:sz w:val="24"/>
         </w:rPr>
-        <w:t>A. Books and major scholarly works</w:t>
+        <w:t>Books and major scholarly works</w:t>
       </w:r>
     </w:p>
     <w:p>
@@ -385,7 +385,7 @@
           <w:color w:val="004E8C"/>
           <w:sz w:val="24"/>
         </w:rPr>
-        <w:t>C. Institutional and encyclopedic sources</w:t>
+        <w:t>Institutional and encyclopedic sources</w:t>
       </w:r>
     </w:p>
     <w:p>
@@ -466,7 +466,7 @@
           <w:color w:val="004E8C"/>
           <w:sz w:val="24"/>
         </w:rPr>
-        <w:t>D. Museum, archive, and library resources</w:t>
+        <w:t>Museum, archive, and library resources</w:t>
       </w:r>
     </w:p>
     <w:p>
